--- a/LABlogbook.week8.docx
+++ b/LABlogbook.week8.docx
@@ -781,7 +781,7 @@
           <w:u w:val="single"/>
         </w:rPr>
         <w:drawing>
-          <wp:anchor distT="0" distB="0" distL="114300" distR="114300" simplePos="0" relativeHeight="251662336" behindDoc="1" locked="0" layoutInCell="1" allowOverlap="1" wp14:anchorId="6297AB61" wp14:editId="39F6BC8A">
+          <wp:anchor distT="0" distB="0" distL="114300" distR="114300" simplePos="0" relativeHeight="251662336" behindDoc="1" locked="0" layoutInCell="1" allowOverlap="1" wp14:anchorId="6297AB61" wp14:editId="5BDAEE02">
             <wp:simplePos x="0" y="0"/>
             <wp:positionH relativeFrom="column">
               <wp:posOffset>339828</wp:posOffset>
@@ -894,7 +894,7 @@
         </w:rPr>
         <w:lastRenderedPageBreak/>
         <w:drawing>
-          <wp:anchor distT="0" distB="0" distL="114300" distR="114300" simplePos="0" relativeHeight="251665408" behindDoc="1" locked="0" layoutInCell="1" allowOverlap="1" wp14:anchorId="7B1EF550" wp14:editId="1F5C7B66">
+          <wp:anchor distT="0" distB="0" distL="114300" distR="114300" simplePos="0" relativeHeight="251665408" behindDoc="1" locked="0" layoutInCell="1" allowOverlap="1" wp14:anchorId="7B1EF550" wp14:editId="04B62CA2">
             <wp:simplePos x="0" y="0"/>
             <wp:positionH relativeFrom="page">
               <wp:posOffset>693420</wp:posOffset>
@@ -1972,7 +1972,7 @@
           <w:u w:val="single"/>
         </w:rPr>
         <w:drawing>
-          <wp:inline distT="0" distB="0" distL="0" distR="0" wp14:anchorId="0B28A3FA" wp14:editId="0D876C90">
+          <wp:inline distT="0" distB="0" distL="0" distR="0" wp14:anchorId="0B28A3FA" wp14:editId="46BABB74">
             <wp:extent cx="5728891" cy="1542553"/>
             <wp:effectExtent l="0" t="0" r="5715" b="635"/>
             <wp:docPr id="977548919" name="Picture 1"/>
@@ -2058,7 +2058,7 @@
           <w:u w:val="single"/>
         </w:rPr>
         <w:drawing>
-          <wp:inline distT="0" distB="0" distL="0" distR="0" wp14:anchorId="5B335D71" wp14:editId="12316F4C">
+          <wp:inline distT="0" distB="0" distL="0" distR="0" wp14:anchorId="5B335D71" wp14:editId="19A0BE8C">
             <wp:extent cx="5716905" cy="2759075"/>
             <wp:effectExtent l="0" t="0" r="0" b="3175"/>
             <wp:docPr id="1478550050" name="Picture 2"/>
@@ -2144,7 +2144,7 @@
           <w:u w:val="single"/>
         </w:rPr>
         <w:drawing>
-          <wp:inline distT="0" distB="0" distL="0" distR="0" wp14:anchorId="11FD3180" wp14:editId="133FD094">
+          <wp:inline distT="0" distB="0" distL="0" distR="0" wp14:anchorId="11FD3180" wp14:editId="339942B4">
             <wp:extent cx="5716905" cy="1614170"/>
             <wp:effectExtent l="0" t="0" r="0" b="5080"/>
             <wp:docPr id="1406410843" name="Picture 3"/>
@@ -3202,10 +3202,10 @@
           <w:u w:val="single"/>
         </w:rPr>
         <w:drawing>
-          <wp:inline distT="0" distB="0" distL="0" distR="0" wp14:anchorId="5748BF9B" wp14:editId="1CEB701B">
-            <wp:extent cx="5676523" cy="1457325"/>
-            <wp:effectExtent l="0" t="0" r="635" b="0"/>
-            <wp:docPr id="2143867600" name="Picture 3"/>
+          <wp:inline distT="0" distB="0" distL="0" distR="0" wp14:anchorId="4F250E0C" wp14:editId="1152D53B">
+            <wp:extent cx="5767057" cy="914400"/>
+            <wp:effectExtent l="0" t="0" r="5715" b="0"/>
+            <wp:docPr id="1928995376" name="Picture 3"/>
             <wp:cNvGraphicFramePr>
               <a:graphicFrameLocks xmlns:a="http://schemas.openxmlformats.org/drawingml/2006/main" noChangeAspect="1"/>
             </wp:cNvGraphicFramePr>
@@ -3234,7 +3234,7 @@
                   <pic:spPr bwMode="auto">
                     <a:xfrm>
                       <a:off x="0" y="0"/>
-                      <a:ext cx="5688756" cy="1460465"/>
+                      <a:ext cx="5774324" cy="915552"/>
                     </a:xfrm>
                     <a:prstGeom prst="rect">
                       <a:avLst/>
@@ -3259,10 +3259,10 @@
         </w:rPr>
         <w:lastRenderedPageBreak/>
         <w:drawing>
-          <wp:inline distT="0" distB="0" distL="0" distR="0" wp14:anchorId="2E5005C7" wp14:editId="1FB457BD">
-            <wp:extent cx="5785164" cy="3566795"/>
-            <wp:effectExtent l="0" t="0" r="6350" b="0"/>
-            <wp:docPr id="582438346" name="Picture 6"/>
+          <wp:inline distT="0" distB="0" distL="0" distR="0" wp14:anchorId="4A0749DD" wp14:editId="08B3498F">
+            <wp:extent cx="4255135" cy="3068955"/>
+            <wp:effectExtent l="0" t="0" r="0" b="0"/>
+            <wp:docPr id="1992554000" name="Picture 4"/>
             <wp:cNvGraphicFramePr>
               <a:graphicFrameLocks xmlns:a="http://schemas.openxmlformats.org/drawingml/2006/main" noChangeAspect="1"/>
             </wp:cNvGraphicFramePr>
@@ -3270,7 +3270,7 @@
               <a:graphicData uri="http://schemas.openxmlformats.org/drawingml/2006/picture">
                 <pic:pic xmlns:pic="http://schemas.openxmlformats.org/drawingml/2006/picture">
                   <pic:nvPicPr>
-                    <pic:cNvPr id="0" name="Picture 6"/>
+                    <pic:cNvPr id="0" name="Picture 4"/>
                     <pic:cNvPicPr>
                       <a:picLocks noChangeAspect="1" noChangeArrowheads="1"/>
                     </pic:cNvPicPr>
@@ -3291,7 +3291,7 @@
                   <pic:spPr bwMode="auto">
                     <a:xfrm>
                       <a:off x="0" y="0"/>
-                      <a:ext cx="5793428" cy="3571890"/>
+                      <a:ext cx="4255135" cy="3068955"/>
                     </a:xfrm>
                     <a:prstGeom prst="rect">
                       <a:avLst/>
@@ -3315,10 +3315,10 @@
           <w:u w:val="single"/>
         </w:rPr>
         <w:drawing>
-          <wp:inline distT="0" distB="0" distL="0" distR="0" wp14:anchorId="7DD7CC2D" wp14:editId="2EBBDB74">
-            <wp:extent cx="5721985" cy="4382135"/>
-            <wp:effectExtent l="0" t="0" r="0" b="0"/>
-            <wp:docPr id="492298712" name="Picture 7"/>
+          <wp:inline distT="0" distB="0" distL="0" distR="0" wp14:anchorId="0A9AC950" wp14:editId="6318EC69">
+            <wp:extent cx="5721985" cy="2797810"/>
+            <wp:effectExtent l="0" t="0" r="0" b="2540"/>
+            <wp:docPr id="783117813" name="Picture 5"/>
             <wp:cNvGraphicFramePr>
               <a:graphicFrameLocks xmlns:a="http://schemas.openxmlformats.org/drawingml/2006/main" noChangeAspect="1"/>
             </wp:cNvGraphicFramePr>
@@ -3326,7 +3326,7 @@
               <a:graphicData uri="http://schemas.openxmlformats.org/drawingml/2006/picture">
                 <pic:pic xmlns:pic="http://schemas.openxmlformats.org/drawingml/2006/picture">
                   <pic:nvPicPr>
-                    <pic:cNvPr id="0" name="Picture 7"/>
+                    <pic:cNvPr id="0" name="Picture 5"/>
                     <pic:cNvPicPr>
                       <a:picLocks noChangeAspect="1" noChangeArrowheads="1"/>
                     </pic:cNvPicPr>
@@ -3347,7 +3347,7 @@
                   <pic:spPr bwMode="auto">
                     <a:xfrm>
                       <a:off x="0" y="0"/>
-                      <a:ext cx="5721985" cy="4382135"/>
+                      <a:ext cx="5721985" cy="2797810"/>
                     </a:xfrm>
                     <a:prstGeom prst="rect">
                       <a:avLst/>
@@ -3372,10 +3372,10 @@
         </w:rPr>
         <w:lastRenderedPageBreak/>
         <w:drawing>
-          <wp:inline distT="0" distB="0" distL="0" distR="0" wp14:anchorId="5BB6235F" wp14:editId="7577EB9E">
-            <wp:extent cx="5730875" cy="4363720"/>
-            <wp:effectExtent l="0" t="0" r="3175" b="0"/>
-            <wp:docPr id="792074200" name="Picture 4"/>
+          <wp:inline distT="0" distB="0" distL="0" distR="0" wp14:anchorId="0D1E5CF2" wp14:editId="3C06ADE8">
+            <wp:extent cx="5730875" cy="2887980"/>
+            <wp:effectExtent l="0" t="0" r="3175" b="7620"/>
+            <wp:docPr id="1236098791" name="Picture 6"/>
             <wp:cNvGraphicFramePr>
               <a:graphicFrameLocks xmlns:a="http://schemas.openxmlformats.org/drawingml/2006/main" noChangeAspect="1"/>
             </wp:cNvGraphicFramePr>
@@ -3383,7 +3383,7 @@
               <a:graphicData uri="http://schemas.openxmlformats.org/drawingml/2006/picture">
                 <pic:pic xmlns:pic="http://schemas.openxmlformats.org/drawingml/2006/picture">
                   <pic:nvPicPr>
-                    <pic:cNvPr id="0" name="Picture 4"/>
+                    <pic:cNvPr id="0" name="Picture 6"/>
                     <pic:cNvPicPr>
                       <a:picLocks noChangeAspect="1" noChangeArrowheads="1"/>
                     </pic:cNvPicPr>
@@ -3404,7 +3404,7 @@
                   <pic:spPr bwMode="auto">
                     <a:xfrm>
                       <a:off x="0" y="0"/>
-                      <a:ext cx="5730875" cy="4363720"/>
+                      <a:ext cx="5730875" cy="2887980"/>
                     </a:xfrm>
                     <a:prstGeom prst="rect">
                       <a:avLst/>
@@ -3428,10 +3428,10 @@
           <w:u w:val="single"/>
         </w:rPr>
         <w:drawing>
-          <wp:inline distT="0" distB="0" distL="0" distR="0" wp14:anchorId="5EBF738A" wp14:editId="62A1D933">
-            <wp:extent cx="5721985" cy="3965575"/>
-            <wp:effectExtent l="0" t="0" r="0" b="0"/>
-            <wp:docPr id="52274733" name="Picture 5"/>
+          <wp:inline distT="0" distB="0" distL="0" distR="0" wp14:anchorId="011C4A06" wp14:editId="355075AA">
+            <wp:extent cx="5730875" cy="2236206"/>
+            <wp:effectExtent l="0" t="0" r="3175" b="0"/>
+            <wp:docPr id="1602172302" name="Picture 10"/>
             <wp:cNvGraphicFramePr>
               <a:graphicFrameLocks xmlns:a="http://schemas.openxmlformats.org/drawingml/2006/main" noChangeAspect="1"/>
             </wp:cNvGraphicFramePr>
@@ -3439,7 +3439,7 @@
               <a:graphicData uri="http://schemas.openxmlformats.org/drawingml/2006/picture">
                 <pic:pic xmlns:pic="http://schemas.openxmlformats.org/drawingml/2006/picture">
                   <pic:nvPicPr>
-                    <pic:cNvPr id="0" name="Picture 5"/>
+                    <pic:cNvPr id="0" name="Picture 10"/>
                     <pic:cNvPicPr>
                       <a:picLocks noChangeAspect="1" noChangeArrowheads="1"/>
                     </pic:cNvPicPr>
@@ -3460,7 +3460,7 @@
                   <pic:spPr bwMode="auto">
                     <a:xfrm>
                       <a:off x="0" y="0"/>
-                      <a:ext cx="5721985" cy="3965575"/>
+                      <a:ext cx="5744996" cy="2241716"/>
                     </a:xfrm>
                     <a:prstGeom prst="rect">
                       <a:avLst/>
@@ -3483,12 +3483,11 @@
           <w:szCs w:val="44"/>
           <w:u w:val="single"/>
         </w:rPr>
-        <w:lastRenderedPageBreak/>
         <w:drawing>
-          <wp:inline distT="0" distB="0" distL="0" distR="0" wp14:anchorId="7C0AF784" wp14:editId="4BC68E52">
-            <wp:extent cx="5730875" cy="4445000"/>
-            <wp:effectExtent l="0" t="0" r="3175" b="0"/>
-            <wp:docPr id="1067885681" name="Picture 10"/>
+          <wp:inline distT="0" distB="0" distL="0" distR="0" wp14:anchorId="7877922D" wp14:editId="533445F3">
+            <wp:extent cx="5721985" cy="2580005"/>
+            <wp:effectExtent l="0" t="0" r="0" b="0"/>
+            <wp:docPr id="1471701545" name="Picture 7"/>
             <wp:cNvGraphicFramePr>
               <a:graphicFrameLocks xmlns:a="http://schemas.openxmlformats.org/drawingml/2006/main" noChangeAspect="1"/>
             </wp:cNvGraphicFramePr>
@@ -3496,7 +3495,7 @@
               <a:graphicData uri="http://schemas.openxmlformats.org/drawingml/2006/picture">
                 <pic:pic xmlns:pic="http://schemas.openxmlformats.org/drawingml/2006/picture">
                   <pic:nvPicPr>
-                    <pic:cNvPr id="0" name="Picture 10"/>
+                    <pic:cNvPr id="0" name="Picture 7"/>
                     <pic:cNvPicPr>
                       <a:picLocks noChangeAspect="1" noChangeArrowheads="1"/>
                     </pic:cNvPicPr>
@@ -3517,7 +3516,7 @@
                   <pic:spPr bwMode="auto">
                     <a:xfrm>
                       <a:off x="0" y="0"/>
-                      <a:ext cx="5730875" cy="4445000"/>
+                      <a:ext cx="5721985" cy="2580005"/>
                     </a:xfrm>
                     <a:prstGeom prst="rect">
                       <a:avLst/>
@@ -3542,10 +3541,10 @@
         </w:rPr>
         <w:lastRenderedPageBreak/>
         <w:drawing>
-          <wp:inline distT="0" distB="0" distL="0" distR="0" wp14:anchorId="5B485B04" wp14:editId="01D889B7">
-            <wp:extent cx="5730875" cy="4617085"/>
+          <wp:inline distT="0" distB="0" distL="0" distR="0" wp14:anchorId="37E2C051" wp14:editId="33CDD7FB">
+            <wp:extent cx="5730875" cy="2842895"/>
             <wp:effectExtent l="0" t="0" r="3175" b="0"/>
-            <wp:docPr id="359662949" name="Picture 11"/>
+            <wp:docPr id="1968367650" name="Picture 8"/>
             <wp:cNvGraphicFramePr>
               <a:graphicFrameLocks xmlns:a="http://schemas.openxmlformats.org/drawingml/2006/main" noChangeAspect="1"/>
             </wp:cNvGraphicFramePr>
@@ -3553,7 +3552,7 @@
               <a:graphicData uri="http://schemas.openxmlformats.org/drawingml/2006/picture">
                 <pic:pic xmlns:pic="http://schemas.openxmlformats.org/drawingml/2006/picture">
                   <pic:nvPicPr>
-                    <pic:cNvPr id="0" name="Picture 11"/>
+                    <pic:cNvPr id="0" name="Picture 8"/>
                     <pic:cNvPicPr>
                       <a:picLocks noChangeAspect="1" noChangeArrowheads="1"/>
                     </pic:cNvPicPr>
@@ -3574,7 +3573,63 @@
                   <pic:spPr bwMode="auto">
                     <a:xfrm>
                       <a:off x="0" y="0"/>
-                      <a:ext cx="5730875" cy="4617085"/>
+                      <a:ext cx="5730875" cy="2842895"/>
+                    </a:xfrm>
+                    <a:prstGeom prst="rect">
+                      <a:avLst/>
+                    </a:prstGeom>
+                    <a:noFill/>
+                    <a:ln>
+                      <a:noFill/>
+                    </a:ln>
+                  </pic:spPr>
+                </pic:pic>
+              </a:graphicData>
+            </a:graphic>
+          </wp:inline>
+        </w:drawing>
+      </w:r>
+      <w:r>
+        <w:rPr>
+          <w:noProof/>
+          <w:sz w:val="44"/>
+          <w:szCs w:val="44"/>
+          <w:u w:val="single"/>
+        </w:rPr>
+        <w:drawing>
+          <wp:inline distT="0" distB="0" distL="0" distR="0" wp14:anchorId="16BA55EA" wp14:editId="2C840CD5">
+            <wp:extent cx="5730875" cy="2915285"/>
+            <wp:effectExtent l="0" t="0" r="3175" b="0"/>
+            <wp:docPr id="629747271" name="Picture 9"/>
+            <wp:cNvGraphicFramePr>
+              <a:graphicFrameLocks xmlns:a="http://schemas.openxmlformats.org/drawingml/2006/main" noChangeAspect="1"/>
+            </wp:cNvGraphicFramePr>
+            <a:graphic xmlns:a="http://schemas.openxmlformats.org/drawingml/2006/main">
+              <a:graphicData uri="http://schemas.openxmlformats.org/drawingml/2006/picture">
+                <pic:pic xmlns:pic="http://schemas.openxmlformats.org/drawingml/2006/picture">
+                  <pic:nvPicPr>
+                    <pic:cNvPr id="0" name="Picture 9"/>
+                    <pic:cNvPicPr>
+                      <a:picLocks noChangeAspect="1" noChangeArrowheads="1"/>
+                    </pic:cNvPicPr>
+                  </pic:nvPicPr>
+                  <pic:blipFill>
+                    <a:blip r:embed="rId45">
+                      <a:extLst>
+                        <a:ext uri="{28A0092B-C50C-407E-A947-70E740481C1C}">
+                          <a14:useLocalDpi xmlns:a14="http://schemas.microsoft.com/office/drawing/2010/main" val="0"/>
+                        </a:ext>
+                      </a:extLst>
+                    </a:blip>
+                    <a:srcRect/>
+                    <a:stretch>
+                      <a:fillRect/>
+                    </a:stretch>
+                  </pic:blipFill>
+                  <pic:spPr bwMode="auto">
+                    <a:xfrm>
+                      <a:off x="0" y="0"/>
+                      <a:ext cx="5730875" cy="2915285"/>
                     </a:xfrm>
                     <a:prstGeom prst="rect">
                       <a:avLst/>
